--- a/backend-exhibits/Egnyte to Google My Drive included.docx
+++ b/backend-exhibits/Egnyte to Google My Drive included.docx
@@ -39,14 +39,14 @@
               <w:ind w:left="52"/>
               <w:jc w:val="center"/>
               <w:rPr>
-                <w:rFonts w:ascii="Arial" w:hAnsi="Arial" w:cs="Arial"/>
-                <w:sz w:val="21"/>
-                <w:szCs w:val="21"/>
-              </w:rPr>
-            </w:pPr>
-            <w:r>
-              <w:rPr>
-                <w:rFonts w:ascii="Arial" w:eastAsia="Arial" w:hAnsi="Arial" w:cs="Arial"/>
+                <w:rFonts w:ascii="Arial" w:hAnsi="Arial" w:cs="Arial" w:eastAsia="Arial"/>
+                <w:sz w:val="21"/>
+                <w:szCs w:val="21"/>
+              </w:rPr>
+            </w:pPr>
+            <w:r>
+              <w:rPr>
+                <w:rFonts w:ascii="Arial" w:hAnsi="Arial" w:cs="Arial" w:eastAsia="Arial"/>
                 <w:b/>
                 <w:sz w:val="21"/>
                 <w:szCs w:val="21"/>
@@ -55,7 +55,7 @@
             </w:r>
             <w:r>
               <w:rPr>
-                <w:rFonts w:ascii="Arial" w:eastAsia="Arial" w:hAnsi="Arial" w:cs="Arial"/>
+                <w:rFonts w:ascii="Arial" w:hAnsi="Arial" w:cs="Arial" w:eastAsia="Arial"/>
                 <w:b/>
                 <w:sz w:val="21"/>
                 <w:szCs w:val="21"/>
@@ -64,7 +64,7 @@
             </w:r>
             <w:r>
               <w:rPr>
-                <w:rFonts w:ascii="Arial" w:eastAsia="Arial" w:hAnsi="Arial" w:cs="Arial"/>
+                <w:rFonts w:ascii="Arial" w:hAnsi="Arial" w:cs="Arial" w:eastAsia="Arial"/>
                 <w:b/>
                 <w:sz w:val="21"/>
                 <w:szCs w:val="21"/>
@@ -73,7 +73,7 @@
             </w:r>
             <w:r>
               <w:rPr>
-                <w:rFonts w:ascii="Arial" w:eastAsia="Arial" w:hAnsi="Arial" w:cs="Arial"/>
+                <w:rFonts w:ascii="Arial" w:hAnsi="Arial" w:cs="Arial" w:eastAsia="Arial"/>
                 <w:b/>
                 <w:sz w:val="21"/>
                 <w:szCs w:val="21"/>
@@ -82,7 +82,7 @@
             </w:r>
             <w:r>
               <w:rPr>
-                <w:rFonts w:ascii="Arial" w:eastAsia="Arial" w:hAnsi="Arial" w:cs="Arial"/>
+                <w:rFonts w:ascii="Arial" w:hAnsi="Arial" w:cs="Arial" w:eastAsia="Arial"/>
                 <w:b/>
                 <w:sz w:val="21"/>
                 <w:szCs w:val="21"/>
@@ -91,7 +91,7 @@
             </w:r>
             <w:r>
               <w:rPr>
-                <w:rFonts w:ascii="Arial" w:eastAsia="Arial" w:hAnsi="Arial" w:cs="Arial"/>
+                <w:rFonts w:ascii="Arial" w:hAnsi="Arial" w:cs="Arial" w:eastAsia="Arial"/>
                 <w:b/>
                 <w:sz w:val="21"/>
                 <w:szCs w:val="21"/>
@@ -119,16 +119,16 @@
             <w:pPr>
               <w:ind w:left="3"/>
               <w:rPr>
-                <w:rFonts w:ascii="Arial" w:hAnsi="Arial" w:cs="Arial"/>
-                <w:b/>
-                <w:bCs/>
-                <w:sz w:val="21"/>
-                <w:szCs w:val="21"/>
-              </w:rPr>
-            </w:pPr>
-            <w:r>
-              <w:rPr>
-                <w:rFonts w:ascii="Arial" w:hAnsi="Arial" w:cs="Arial"/>
+                <w:rFonts w:ascii="Arial" w:hAnsi="Arial" w:cs="Arial" w:eastAsia="Arial"/>
+                <w:b/>
+                <w:bCs/>
+                <w:sz w:val="21"/>
+                <w:szCs w:val="21"/>
+              </w:rPr>
+            </w:pPr>
+            <w:r>
+              <w:rPr>
+                <w:rFonts w:ascii="Arial" w:hAnsi="Arial" w:cs="Arial" w:eastAsia="Arial"/>
                 <w:b/>
                 <w:bCs/>
                 <w:sz w:val="21"/>
@@ -151,14 +151,14 @@
           <w:p>
             <w:pPr>
               <w:rPr>
-                <w:rFonts w:ascii="Arial" w:hAnsi="Arial" w:cs="Arial"/>
-                <w:sz w:val="21"/>
-                <w:szCs w:val="21"/>
-              </w:rPr>
-            </w:pPr>
-            <w:r>
-              <w:rPr>
-                <w:rFonts w:ascii="Arial" w:hAnsi="Arial" w:cs="Arial"/>
+                <w:rFonts w:ascii="Arial" w:hAnsi="Arial" w:cs="Arial" w:eastAsia="Arial"/>
+                <w:sz w:val="21"/>
+                <w:szCs w:val="21"/>
+              </w:rPr>
+            </w:pPr>
+            <w:r>
+              <w:rPr>
+                <w:rFonts w:ascii="Arial" w:hAnsi="Arial" w:cs="Arial" w:eastAsia="Arial"/>
                 <w:sz w:val="21"/>
                 <w:szCs w:val="21"/>
               </w:rPr>
@@ -166,7 +166,7 @@
             </w:r>
             <w:r>
               <w:rPr>
-                <w:rFonts w:ascii="Arial" w:hAnsi="Arial" w:cs="Arial"/>
+                <w:rFonts w:ascii="Arial" w:hAnsi="Arial" w:cs="Arial" w:eastAsia="Arial"/>
                 <w:sz w:val="21"/>
                 <w:szCs w:val="21"/>
               </w:rPr>
@@ -193,16 +193,16 @@
             <w:pPr>
               <w:ind w:left="3"/>
               <w:rPr>
-                <w:rFonts w:ascii="Arial" w:hAnsi="Arial" w:cs="Arial"/>
-                <w:b/>
-                <w:bCs/>
-                <w:sz w:val="21"/>
-                <w:szCs w:val="21"/>
-              </w:rPr>
-            </w:pPr>
-            <w:r>
-              <w:rPr>
-                <w:rFonts w:ascii="Arial" w:hAnsi="Arial" w:cs="Arial"/>
+                <w:rFonts w:ascii="Arial" w:hAnsi="Arial" w:cs="Arial" w:eastAsia="Arial"/>
+                <w:b/>
+                <w:bCs/>
+                <w:sz w:val="21"/>
+                <w:szCs w:val="21"/>
+              </w:rPr>
+            </w:pPr>
+            <w:r>
+              <w:rPr>
+                <w:rFonts w:ascii="Arial" w:hAnsi="Arial" w:cs="Arial" w:eastAsia="Arial"/>
                 <w:b/>
                 <w:bCs/>
                 <w:sz w:val="21"/>
@@ -226,14 +226,14 @@
             <w:pPr>
               <w:spacing w:line="240" w:lineRule="auto"/>
               <w:rPr>
-                <w:rFonts w:ascii="Arial" w:eastAsia="Times New Roman" w:hAnsi="Arial" w:cs="Arial"/>
-                <w:sz w:val="21"/>
-                <w:szCs w:val="21"/>
-              </w:rPr>
-            </w:pPr>
-            <w:r>
-              <w:rPr>
-                <w:rFonts w:ascii="Arial" w:hAnsi="Arial" w:cs="Arial"/>
+                <w:rFonts w:ascii="Arial" w:hAnsi="Arial" w:cs="Arial" w:eastAsia="Arial"/>
+                <w:sz w:val="21"/>
+                <w:szCs w:val="21"/>
+              </w:rPr>
+            </w:pPr>
+            <w:r>
+              <w:rPr>
+                <w:rFonts w:ascii="Arial" w:hAnsi="Arial" w:cs="Arial" w:eastAsia="Arial"/>
                 <w:sz w:val="21"/>
                 <w:szCs w:val="21"/>
               </w:rPr>
@@ -243,7 +243,7 @@
           <w:p>
             <w:pPr>
               <w:rPr>
-                <w:rFonts w:ascii="Arial" w:hAnsi="Arial" w:cs="Arial"/>
+                <w:rFonts w:ascii="Arial" w:hAnsi="Arial" w:cs="Arial" w:eastAsia="Arial"/>
                 <w:sz w:val="21"/>
                 <w:szCs w:val="21"/>
               </w:rPr>
@@ -269,16 +269,16 @@
             <w:pPr>
               <w:ind w:left="3"/>
               <w:rPr>
-                <w:rFonts w:ascii="Arial" w:hAnsi="Arial" w:cs="Arial"/>
-                <w:b/>
-                <w:bCs/>
-                <w:sz w:val="21"/>
-                <w:szCs w:val="21"/>
-              </w:rPr>
-            </w:pPr>
-            <w:r>
-              <w:rPr>
-                <w:rFonts w:ascii="Arial" w:hAnsi="Arial" w:cs="Arial"/>
+                <w:rFonts w:ascii="Arial" w:hAnsi="Arial" w:cs="Arial" w:eastAsia="Arial"/>
+                <w:b/>
+                <w:bCs/>
+                <w:sz w:val="21"/>
+                <w:szCs w:val="21"/>
+              </w:rPr>
+            </w:pPr>
+            <w:r>
+              <w:rPr>
+                <w:rFonts w:ascii="Arial" w:hAnsi="Arial" w:cs="Arial" w:eastAsia="Arial"/>
                 <w:b/>
                 <w:bCs/>
                 <w:sz w:val="21"/>
@@ -301,14 +301,14 @@
           <w:p>
             <w:pPr>
               <w:rPr>
-                <w:rFonts w:ascii="Arial" w:hAnsi="Arial" w:cs="Arial"/>
-                <w:sz w:val="21"/>
-                <w:szCs w:val="21"/>
-              </w:rPr>
-            </w:pPr>
-            <w:r>
-              <w:rPr>
-                <w:rFonts w:ascii="Arial" w:hAnsi="Arial" w:cs="Arial"/>
+                <w:rFonts w:ascii="Arial" w:hAnsi="Arial" w:cs="Arial" w:eastAsia="Arial"/>
+                <w:sz w:val="21"/>
+                <w:szCs w:val="21"/>
+              </w:rPr>
+            </w:pPr>
+            <w:r>
+              <w:rPr>
+                <w:rFonts w:ascii="Arial" w:hAnsi="Arial" w:cs="Arial" w:eastAsia="Arial"/>
                 <w:sz w:val="21"/>
                 <w:szCs w:val="21"/>
               </w:rPr>
@@ -335,16 +335,16 @@
             <w:pPr>
               <w:ind w:left="3"/>
               <w:rPr>
-                <w:rFonts w:ascii="Arial" w:hAnsi="Arial" w:cs="Arial"/>
-                <w:b/>
-                <w:bCs/>
-                <w:sz w:val="21"/>
-                <w:szCs w:val="21"/>
-              </w:rPr>
-            </w:pPr>
-            <w:r>
-              <w:rPr>
-                <w:rFonts w:ascii="Arial" w:hAnsi="Arial" w:cs="Arial"/>
+                <w:rFonts w:ascii="Arial" w:hAnsi="Arial" w:cs="Arial" w:eastAsia="Arial"/>
+                <w:b/>
+                <w:bCs/>
+                <w:sz w:val="21"/>
+                <w:szCs w:val="21"/>
+              </w:rPr>
+            </w:pPr>
+            <w:r>
+              <w:rPr>
+                <w:rFonts w:ascii="Arial" w:hAnsi="Arial" w:cs="Arial" w:eastAsia="Arial"/>
                 <w:b/>
                 <w:bCs/>
                 <w:sz w:val="21"/>
@@ -367,14 +367,14 @@
           <w:p>
             <w:pPr>
               <w:rPr>
-                <w:rFonts w:ascii="Arial" w:hAnsi="Arial" w:cs="Arial"/>
-                <w:sz w:val="21"/>
-                <w:szCs w:val="21"/>
-              </w:rPr>
-            </w:pPr>
-            <w:r>
-              <w:rPr>
-                <w:rFonts w:ascii="Arial" w:hAnsi="Arial" w:cs="Arial"/>
+                <w:rFonts w:ascii="Arial" w:hAnsi="Arial" w:cs="Arial" w:eastAsia="Arial"/>
+                <w:sz w:val="21"/>
+                <w:szCs w:val="21"/>
+              </w:rPr>
+            </w:pPr>
+            <w:r>
+              <w:rPr>
+                <w:rFonts w:ascii="Arial" w:hAnsi="Arial" w:cs="Arial" w:eastAsia="Arial"/>
                 <w:sz w:val="21"/>
                 <w:szCs w:val="21"/>
               </w:rPr>
@@ -401,16 +401,16 @@
             <w:pPr>
               <w:ind w:left="3"/>
               <w:rPr>
-                <w:rFonts w:ascii="Arial" w:hAnsi="Arial" w:cs="Arial"/>
-                <w:b/>
-                <w:bCs/>
-                <w:sz w:val="21"/>
-                <w:szCs w:val="21"/>
-              </w:rPr>
-            </w:pPr>
-            <w:r>
-              <w:rPr>
-                <w:rFonts w:ascii="Arial" w:hAnsi="Arial" w:cs="Arial"/>
+                <w:rFonts w:ascii="Arial" w:hAnsi="Arial" w:cs="Arial" w:eastAsia="Arial"/>
+                <w:b/>
+                <w:bCs/>
+                <w:sz w:val="21"/>
+                <w:szCs w:val="21"/>
+              </w:rPr>
+            </w:pPr>
+            <w:r>
+              <w:rPr>
+                <w:rFonts w:ascii="Arial" w:hAnsi="Arial" w:cs="Arial" w:eastAsia="Arial"/>
                 <w:b/>
                 <w:bCs/>
                 <w:sz w:val="21"/>
@@ -433,14 +433,14 @@
           <w:p>
             <w:pPr>
               <w:rPr>
-                <w:rFonts w:ascii="Arial" w:hAnsi="Arial" w:cs="Arial"/>
-                <w:sz w:val="21"/>
-                <w:szCs w:val="21"/>
-              </w:rPr>
-            </w:pPr>
-            <w:r>
-              <w:rPr>
-                <w:rFonts w:ascii="Arial" w:hAnsi="Arial" w:cs="Arial"/>
+                <w:rFonts w:ascii="Arial" w:hAnsi="Arial" w:cs="Arial" w:eastAsia="Arial"/>
+                <w:sz w:val="21"/>
+                <w:szCs w:val="21"/>
+              </w:rPr>
+            </w:pPr>
+            <w:r>
+              <w:rPr>
+                <w:rFonts w:ascii="Arial" w:hAnsi="Arial" w:cs="Arial" w:eastAsia="Arial"/>
                 <w:sz w:val="21"/>
                 <w:szCs w:val="21"/>
               </w:rPr>
@@ -467,16 +467,16 @@
             <w:pPr>
               <w:ind w:left="3"/>
               <w:rPr>
-                <w:rFonts w:ascii="Arial" w:hAnsi="Arial" w:cs="Arial"/>
-                <w:b/>
-                <w:bCs/>
-                <w:sz w:val="21"/>
-                <w:szCs w:val="21"/>
-              </w:rPr>
-            </w:pPr>
-            <w:r>
-              <w:rPr>
-                <w:rFonts w:ascii="Arial" w:hAnsi="Arial" w:cs="Arial"/>
+                <w:rFonts w:ascii="Arial" w:hAnsi="Arial" w:cs="Arial" w:eastAsia="Arial"/>
+                <w:b/>
+                <w:bCs/>
+                <w:sz w:val="21"/>
+                <w:szCs w:val="21"/>
+              </w:rPr>
+            </w:pPr>
+            <w:r>
+              <w:rPr>
+                <w:rFonts w:ascii="Arial" w:hAnsi="Arial" w:cs="Arial" w:eastAsia="Arial"/>
                 <w:b/>
                 <w:bCs/>
                 <w:sz w:val="21"/>
@@ -499,14 +499,14 @@
           <w:p>
             <w:pPr>
               <w:rPr>
-                <w:rFonts w:ascii="Arial" w:hAnsi="Arial" w:cs="Arial"/>
-                <w:sz w:val="21"/>
-                <w:szCs w:val="21"/>
-              </w:rPr>
-            </w:pPr>
-            <w:r>
-              <w:rPr>
-                <w:rFonts w:ascii="Arial" w:hAnsi="Arial" w:cs="Arial"/>
+                <w:rFonts w:ascii="Arial" w:hAnsi="Arial" w:cs="Arial" w:eastAsia="Arial"/>
+                <w:sz w:val="21"/>
+                <w:szCs w:val="21"/>
+              </w:rPr>
+            </w:pPr>
+            <w:r>
+              <w:rPr>
+                <w:rFonts w:ascii="Arial" w:hAnsi="Arial" w:cs="Arial" w:eastAsia="Arial"/>
                 <w:sz w:val="21"/>
                 <w:szCs w:val="21"/>
               </w:rPr>
@@ -533,16 +533,16 @@
             <w:pPr>
               <w:ind w:left="3"/>
               <w:rPr>
-                <w:rFonts w:ascii="Arial" w:hAnsi="Arial" w:cs="Arial"/>
-                <w:b/>
-                <w:bCs/>
-                <w:sz w:val="21"/>
-                <w:szCs w:val="21"/>
-              </w:rPr>
-            </w:pPr>
-            <w:r>
-              <w:rPr>
-                <w:rFonts w:ascii="Arial" w:hAnsi="Arial" w:cs="Arial"/>
+                <w:rFonts w:ascii="Arial" w:hAnsi="Arial" w:cs="Arial" w:eastAsia="Arial"/>
+                <w:b/>
+                <w:bCs/>
+                <w:sz w:val="21"/>
+                <w:szCs w:val="21"/>
+              </w:rPr>
+            </w:pPr>
+            <w:r>
+              <w:rPr>
+                <w:rFonts w:ascii="Arial" w:hAnsi="Arial" w:cs="Arial" w:eastAsia="Arial"/>
                 <w:b/>
                 <w:bCs/>
                 <w:sz w:val="21"/>
@@ -565,14 +565,14 @@
           <w:p>
             <w:pPr>
               <w:rPr>
-                <w:rFonts w:ascii="Arial" w:hAnsi="Arial" w:cs="Arial"/>
-                <w:sz w:val="21"/>
-                <w:szCs w:val="21"/>
-              </w:rPr>
-            </w:pPr>
-            <w:r>
-              <w:rPr>
-                <w:rFonts w:ascii="Arial" w:hAnsi="Arial" w:cs="Arial"/>
+                <w:rFonts w:ascii="Arial" w:hAnsi="Arial" w:cs="Arial" w:eastAsia="Arial"/>
+                <w:sz w:val="21"/>
+                <w:szCs w:val="21"/>
+              </w:rPr>
+            </w:pPr>
+            <w:r>
+              <w:rPr>
+                <w:rFonts w:ascii="Arial" w:hAnsi="Arial" w:cs="Arial" w:eastAsia="Arial"/>
                 <w:sz w:val="21"/>
                 <w:szCs w:val="21"/>
               </w:rPr>
@@ -599,16 +599,16 @@
             <w:pPr>
               <w:ind w:left="3"/>
               <w:rPr>
-                <w:rFonts w:ascii="Arial" w:hAnsi="Arial" w:cs="Arial"/>
-                <w:b/>
-                <w:bCs/>
-                <w:sz w:val="21"/>
-                <w:szCs w:val="21"/>
-              </w:rPr>
-            </w:pPr>
-            <w:r>
-              <w:rPr>
-                <w:rFonts w:ascii="Arial" w:hAnsi="Arial" w:cs="Arial"/>
+                <w:rFonts w:ascii="Arial" w:hAnsi="Arial" w:cs="Arial" w:eastAsia="Arial"/>
+                <w:b/>
+                <w:bCs/>
+                <w:sz w:val="21"/>
+                <w:szCs w:val="21"/>
+              </w:rPr>
+            </w:pPr>
+            <w:r>
+              <w:rPr>
+                <w:rFonts w:ascii="Arial" w:hAnsi="Arial" w:cs="Arial" w:eastAsia="Arial"/>
                 <w:b/>
                 <w:bCs/>
                 <w:sz w:val="21"/>
@@ -631,14 +631,14 @@
           <w:p>
             <w:pPr>
               <w:rPr>
-                <w:rFonts w:ascii="Arial" w:hAnsi="Arial" w:cs="Arial"/>
-                <w:sz w:val="21"/>
-                <w:szCs w:val="21"/>
-              </w:rPr>
-            </w:pPr>
-            <w:r>
-              <w:rPr>
-                <w:rFonts w:ascii="Arial" w:hAnsi="Arial" w:cs="Arial"/>
+                <w:rFonts w:ascii="Arial" w:hAnsi="Arial" w:cs="Arial" w:eastAsia="Arial"/>
+                <w:sz w:val="21"/>
+                <w:szCs w:val="21"/>
+              </w:rPr>
+            </w:pPr>
+            <w:r>
+              <w:rPr>
+                <w:rFonts w:ascii="Arial" w:hAnsi="Arial" w:cs="Arial" w:eastAsia="Arial"/>
                 <w:sz w:val="21"/>
                 <w:szCs w:val="21"/>
               </w:rPr>
@@ -665,16 +665,16 @@
             <w:pPr>
               <w:ind w:left="3"/>
               <w:rPr>
-                <w:rFonts w:ascii="Arial" w:hAnsi="Arial" w:cs="Arial"/>
-                <w:b/>
-                <w:bCs/>
-                <w:sz w:val="21"/>
-                <w:szCs w:val="21"/>
-              </w:rPr>
-            </w:pPr>
-            <w:r>
-              <w:rPr>
-                <w:rFonts w:ascii="Arial" w:hAnsi="Arial" w:cs="Arial"/>
+                <w:rFonts w:ascii="Arial" w:hAnsi="Arial" w:cs="Arial" w:eastAsia="Arial"/>
+                <w:b/>
+                <w:bCs/>
+                <w:sz w:val="21"/>
+                <w:szCs w:val="21"/>
+              </w:rPr>
+            </w:pPr>
+            <w:r>
+              <w:rPr>
+                <w:rFonts w:ascii="Arial" w:hAnsi="Arial" w:cs="Arial" w:eastAsia="Arial"/>
                 <w:b/>
                 <w:bCs/>
                 <w:sz w:val="21"/>
@@ -697,14 +697,14 @@
           <w:p>
             <w:pPr>
               <w:rPr>
-                <w:rFonts w:ascii="Arial" w:hAnsi="Arial" w:cs="Arial"/>
-                <w:sz w:val="21"/>
-                <w:szCs w:val="21"/>
-              </w:rPr>
-            </w:pPr>
-            <w:r>
-              <w:rPr>
-                <w:rFonts w:ascii="Arial" w:hAnsi="Arial" w:cs="Arial"/>
+                <w:rFonts w:ascii="Arial" w:hAnsi="Arial" w:cs="Arial" w:eastAsia="Arial"/>
+                <w:sz w:val="21"/>
+                <w:szCs w:val="21"/>
+              </w:rPr>
+            </w:pPr>
+            <w:r>
+              <w:rPr>
+                <w:rFonts w:ascii="Arial" w:hAnsi="Arial" w:cs="Arial" w:eastAsia="Arial"/>
                 <w:sz w:val="21"/>
                 <w:szCs w:val="21"/>
               </w:rPr>
@@ -731,16 +731,16 @@
             <w:pPr>
               <w:ind w:left="3"/>
               <w:rPr>
-                <w:rFonts w:ascii="Arial" w:hAnsi="Arial" w:cs="Arial"/>
-                <w:b/>
-                <w:bCs/>
-                <w:sz w:val="21"/>
-                <w:szCs w:val="21"/>
-              </w:rPr>
-            </w:pPr>
-            <w:r>
-              <w:rPr>
-                <w:rFonts w:ascii="Arial" w:hAnsi="Arial" w:cs="Arial"/>
+                <w:rFonts w:ascii="Arial" w:hAnsi="Arial" w:cs="Arial" w:eastAsia="Arial"/>
+                <w:b/>
+                <w:bCs/>
+                <w:sz w:val="21"/>
+                <w:szCs w:val="21"/>
+              </w:rPr>
+            </w:pPr>
+            <w:r>
+              <w:rPr>
+                <w:rFonts w:ascii="Arial" w:hAnsi="Arial" w:cs="Arial" w:eastAsia="Arial"/>
                 <w:b/>
                 <w:bCs/>
                 <w:sz w:val="21"/>
@@ -764,14 +764,14 @@
             <w:pPr>
               <w:spacing w:line="240" w:lineRule="auto"/>
               <w:rPr>
-                <w:rFonts w:ascii="Arial" w:eastAsia="Times New Roman" w:hAnsi="Arial" w:cs="Arial"/>
-                <w:sz w:val="21"/>
-                <w:szCs w:val="21"/>
-              </w:rPr>
-            </w:pPr>
-            <w:r>
-              <w:rPr>
-                <w:rFonts w:ascii="Arial" w:hAnsi="Arial" w:cs="Arial"/>
+                <w:rFonts w:ascii="Arial" w:hAnsi="Arial" w:cs="Arial" w:eastAsia="Arial"/>
+                <w:sz w:val="21"/>
+                <w:szCs w:val="21"/>
+              </w:rPr>
+            </w:pPr>
+            <w:r>
+              <w:rPr>
+                <w:rFonts w:ascii="Arial" w:hAnsi="Arial" w:cs="Arial" w:eastAsia="Arial"/>
                 <w:sz w:val="21"/>
                 <w:szCs w:val="21"/>
               </w:rPr>
@@ -798,16 +798,16 @@
             <w:pPr>
               <w:ind w:left="3"/>
               <w:rPr>
-                <w:rFonts w:ascii="Arial" w:hAnsi="Arial" w:cs="Arial"/>
-                <w:b/>
-                <w:bCs/>
-                <w:sz w:val="21"/>
-                <w:szCs w:val="21"/>
-              </w:rPr>
-            </w:pPr>
-            <w:r>
-              <w:rPr>
-                <w:rFonts w:ascii="Arial" w:hAnsi="Arial" w:cs="Arial"/>
+                <w:rFonts w:ascii="Arial" w:hAnsi="Arial" w:cs="Arial" w:eastAsia="Arial"/>
+                <w:b/>
+                <w:bCs/>
+                <w:sz w:val="21"/>
+                <w:szCs w:val="21"/>
+              </w:rPr>
+            </w:pPr>
+            <w:r>
+              <w:rPr>
+                <w:rFonts w:ascii="Arial" w:hAnsi="Arial" w:cs="Arial" w:eastAsia="Arial"/>
                 <w:b/>
                 <w:bCs/>
                 <w:sz w:val="21"/>
@@ -831,14 +831,14 @@
             <w:pPr>
               <w:spacing w:line="240" w:lineRule="auto"/>
               <w:rPr>
-                <w:rFonts w:ascii="Arial" w:eastAsia="Times New Roman" w:hAnsi="Arial" w:cs="Arial"/>
-                <w:sz w:val="21"/>
-                <w:szCs w:val="21"/>
-              </w:rPr>
-            </w:pPr>
-            <w:r>
-              <w:rPr>
-                <w:rFonts w:ascii="Arial" w:hAnsi="Arial" w:cs="Arial"/>
+                <w:rFonts w:ascii="Arial" w:hAnsi="Arial" w:cs="Arial" w:eastAsia="Arial"/>
+                <w:sz w:val="21"/>
+                <w:szCs w:val="21"/>
+              </w:rPr>
+            </w:pPr>
+            <w:r>
+              <w:rPr>
+                <w:rFonts w:ascii="Arial" w:hAnsi="Arial" w:cs="Arial" w:eastAsia="Arial"/>
                 <w:sz w:val="21"/>
                 <w:szCs w:val="21"/>
               </w:rPr>
@@ -848,7 +848,7 @@
           <w:p>
             <w:pPr>
               <w:rPr>
-                <w:rFonts w:ascii="Arial" w:hAnsi="Arial" w:cs="Arial"/>
+                <w:rFonts w:ascii="Arial" w:hAnsi="Arial" w:cs="Arial" w:eastAsia="Arial"/>
                 <w:sz w:val="21"/>
                 <w:szCs w:val="21"/>
               </w:rPr>
@@ -874,16 +874,16 @@
             <w:pPr>
               <w:ind w:left="3"/>
               <w:rPr>
-                <w:rFonts w:ascii="Arial" w:hAnsi="Arial" w:cs="Arial"/>
-                <w:b/>
-                <w:bCs/>
-                <w:sz w:val="21"/>
-                <w:szCs w:val="21"/>
-              </w:rPr>
-            </w:pPr>
-            <w:r>
-              <w:rPr>
-                <w:rFonts w:ascii="Arial" w:hAnsi="Arial" w:cs="Arial"/>
+                <w:rFonts w:ascii="Arial" w:hAnsi="Arial" w:cs="Arial" w:eastAsia="Arial"/>
+                <w:b/>
+                <w:bCs/>
+                <w:sz w:val="21"/>
+                <w:szCs w:val="21"/>
+              </w:rPr>
+            </w:pPr>
+            <w:r>
+              <w:rPr>
+                <w:rFonts w:ascii="Arial" w:hAnsi="Arial" w:cs="Arial" w:eastAsia="Arial"/>
                 <w:b/>
                 <w:bCs/>
                 <w:sz w:val="21"/>
@@ -907,14 +907,14 @@
             <w:pPr>
               <w:spacing w:line="240" w:lineRule="auto"/>
               <w:rPr>
-                <w:rFonts w:ascii="Arial" w:hAnsi="Arial" w:cs="Arial"/>
-                <w:sz w:val="21"/>
-                <w:szCs w:val="21"/>
-              </w:rPr>
-            </w:pPr>
-            <w:r>
-              <w:rPr>
-                <w:rFonts w:ascii="Arial" w:hAnsi="Arial" w:cs="Arial"/>
+                <w:rFonts w:ascii="Arial" w:hAnsi="Arial" w:cs="Arial" w:eastAsia="Arial"/>
+                <w:sz w:val="21"/>
+                <w:szCs w:val="21"/>
+              </w:rPr>
+            </w:pPr>
+            <w:r>
+              <w:rPr>
+                <w:rFonts w:ascii="Arial" w:hAnsi="Arial" w:cs="Arial" w:eastAsia="Arial"/>
                 <w:sz w:val="21"/>
                 <w:szCs w:val="21"/>
               </w:rPr>
@@ -941,16 +941,16 @@
             <w:pPr>
               <w:ind w:left="3"/>
               <w:rPr>
-                <w:rFonts w:ascii="Arial" w:hAnsi="Arial" w:cs="Arial"/>
-                <w:b/>
-                <w:bCs/>
-                <w:sz w:val="21"/>
-                <w:szCs w:val="21"/>
-              </w:rPr>
-            </w:pPr>
-            <w:r>
-              <w:rPr>
-                <w:rFonts w:ascii="Arial" w:hAnsi="Arial" w:cs="Arial"/>
+                <w:rFonts w:ascii="Arial" w:hAnsi="Arial" w:cs="Arial" w:eastAsia="Arial"/>
+                <w:b/>
+                <w:bCs/>
+                <w:sz w:val="21"/>
+                <w:szCs w:val="21"/>
+              </w:rPr>
+            </w:pPr>
+            <w:r>
+              <w:rPr>
+                <w:rFonts w:ascii="Arial" w:hAnsi="Arial" w:cs="Arial" w:eastAsia="Arial"/>
                 <w:b/>
                 <w:bCs/>
                 <w:sz w:val="21"/>
@@ -974,14 +974,14 @@
             <w:pPr>
               <w:spacing w:line="240" w:lineRule="auto"/>
               <w:rPr>
-                <w:rFonts w:ascii="Arial" w:hAnsi="Arial" w:cs="Arial"/>
-                <w:sz w:val="21"/>
-                <w:szCs w:val="21"/>
-              </w:rPr>
-            </w:pPr>
-            <w:r>
-              <w:rPr>
-                <w:rFonts w:ascii="Arial" w:hAnsi="Arial" w:cs="Arial"/>
+                <w:rFonts w:ascii="Arial" w:hAnsi="Arial" w:cs="Arial" w:eastAsia="Arial"/>
+                <w:sz w:val="21"/>
+                <w:szCs w:val="21"/>
+              </w:rPr>
+            </w:pPr>
+            <w:r>
+              <w:rPr>
+                <w:rFonts w:ascii="Arial" w:hAnsi="Arial" w:cs="Arial" w:eastAsia="Arial"/>
                 <w:sz w:val="21"/>
                 <w:szCs w:val="21"/>
               </w:rPr>
@@ -989,7 +989,7 @@
             </w:r>
             <w:r>
               <w:rPr>
-                <w:rFonts w:ascii="Arial" w:hAnsi="Arial" w:cs="Arial"/>
+                <w:rFonts w:ascii="Arial" w:hAnsi="Arial" w:cs="Arial" w:eastAsia="Arial"/>
                 <w:sz w:val="21"/>
                 <w:szCs w:val="21"/>
               </w:rPr>
@@ -1015,10 +1015,10 @@
   <w:docDefaults>
     <w:rPrDefault>
       <w:rPr>
-        <w:rFonts w:asciiTheme="minorHAnsi" w:eastAsiaTheme="minorHAnsi" w:hAnsiTheme="minorHAnsi" w:cstheme="minorBidi"/>
+        <w:rFonts w:ascii="Arial" w:hAnsi="Arial" w:cs="Arial" w:eastAsia="Arial"/>
         <w:kern w:val="2"/>
-        <w:sz w:val="24"/>
-        <w:szCs w:val="24"/>
+        <w:sz w:val="21"/>
+        <w:szCs w:val="21"/>
         <w:lang w:val="en-IN" w:eastAsia="en-US" w:bidi="ar-SA"/>
         <w14:ligatures w14:val="standardContextual"/>
       </w:rPr>
@@ -1415,9 +1415,9 @@
       <w:spacing w:line="259" w:lineRule="auto"/>
     </w:pPr>
     <w:rPr>
-      <w:rFonts w:ascii="Calibri" w:eastAsia="Calibri" w:hAnsi="Calibri" w:cs="Calibri"/>
+      <w:rFonts w:ascii="Arial" w:hAnsi="Arial" w:cs="Arial" w:eastAsia="Arial"/>
       <w:color w:val="000000"/>
-      <w:sz w:val="22"/>
+      <w:sz w:val="21"/>
       <w:lang w:eastAsia="en-IN"/>
     </w:rPr>
   </w:style>
@@ -1436,10 +1436,10 @@
       <w:outlineLvl w:val="0"/>
     </w:pPr>
     <w:rPr>
-      <w:rFonts w:asciiTheme="majorHAnsi" w:eastAsiaTheme="majorEastAsia" w:hAnsiTheme="majorHAnsi" w:cstheme="majorBidi"/>
+      <w:rFonts w:ascii="Arial" w:hAnsi="Arial" w:cs="Arial" w:eastAsia="Arial"/>
       <w:color w:val="0F4761" w:themeColor="accent1" w:themeShade="BF"/>
-      <w:sz w:val="40"/>
-      <w:szCs w:val="40"/>
+      <w:sz w:val="21"/>
+      <w:szCs w:val="21"/>
       <w:lang w:eastAsia="en-US"/>
     </w:rPr>
   </w:style>
@@ -1460,10 +1460,10 @@
       <w:outlineLvl w:val="1"/>
     </w:pPr>
     <w:rPr>
-      <w:rFonts w:asciiTheme="majorHAnsi" w:eastAsiaTheme="majorEastAsia" w:hAnsiTheme="majorHAnsi" w:cstheme="majorBidi"/>
+      <w:rFonts w:ascii="Arial" w:hAnsi="Arial" w:cs="Arial" w:eastAsia="Arial"/>
       <w:color w:val="0F4761" w:themeColor="accent1" w:themeShade="BF"/>
-      <w:sz w:val="32"/>
-      <w:szCs w:val="32"/>
+      <w:sz w:val="21"/>
+      <w:szCs w:val="21"/>
       <w:lang w:eastAsia="en-US"/>
     </w:rPr>
   </w:style>
@@ -1484,10 +1484,10 @@
       <w:outlineLvl w:val="2"/>
     </w:pPr>
     <w:rPr>
-      <w:rFonts w:asciiTheme="minorHAnsi" w:eastAsiaTheme="majorEastAsia" w:hAnsiTheme="minorHAnsi" w:cstheme="majorBidi"/>
+      <w:rFonts w:ascii="Arial" w:hAnsi="Arial" w:cs="Arial" w:eastAsia="Arial"/>
       <w:color w:val="0F4761" w:themeColor="accent1" w:themeShade="BF"/>
-      <w:sz w:val="28"/>
-      <w:szCs w:val="28"/>
+      <w:sz w:val="21"/>
+      <w:szCs w:val="21"/>
       <w:lang w:eastAsia="en-US"/>
     </w:rPr>
   </w:style>
@@ -1508,11 +1508,11 @@
       <w:outlineLvl w:val="3"/>
     </w:pPr>
     <w:rPr>
-      <w:rFonts w:asciiTheme="minorHAnsi" w:eastAsiaTheme="majorEastAsia" w:hAnsiTheme="minorHAnsi" w:cstheme="majorBidi"/>
+      <w:rFonts w:ascii="Arial" w:hAnsi="Arial" w:cs="Arial" w:eastAsia="Arial"/>
       <w:i/>
       <w:iCs/>
       <w:color w:val="0F4761" w:themeColor="accent1" w:themeShade="BF"/>
-      <w:sz w:val="24"/>
+      <w:sz w:val="21"/>
       <w:lang w:eastAsia="en-US"/>
     </w:rPr>
   </w:style>
@@ -1533,9 +1533,9 @@
       <w:outlineLvl w:val="4"/>
     </w:pPr>
     <w:rPr>
-      <w:rFonts w:asciiTheme="minorHAnsi" w:eastAsiaTheme="majorEastAsia" w:hAnsiTheme="minorHAnsi" w:cstheme="majorBidi"/>
+      <w:rFonts w:ascii="Arial" w:hAnsi="Arial" w:cs="Arial" w:eastAsia="Arial"/>
       <w:color w:val="0F4761" w:themeColor="accent1" w:themeShade="BF"/>
-      <w:sz w:val="24"/>
+      <w:sz w:val="21"/>
       <w:lang w:eastAsia="en-US"/>
     </w:rPr>
   </w:style>
@@ -1556,11 +1556,11 @@
       <w:outlineLvl w:val="5"/>
     </w:pPr>
     <w:rPr>
-      <w:rFonts w:asciiTheme="minorHAnsi" w:eastAsiaTheme="majorEastAsia" w:hAnsiTheme="minorHAnsi" w:cstheme="majorBidi"/>
+      <w:rFonts w:ascii="Arial" w:hAnsi="Arial" w:cs="Arial" w:eastAsia="Arial"/>
       <w:i/>
       <w:iCs/>
       <w:color w:val="595959" w:themeColor="text1" w:themeTint="A6"/>
-      <w:sz w:val="24"/>
+      <w:sz w:val="21"/>
       <w:lang w:eastAsia="en-US"/>
     </w:rPr>
   </w:style>
@@ -1581,9 +1581,9 @@
       <w:outlineLvl w:val="6"/>
     </w:pPr>
     <w:rPr>
-      <w:rFonts w:asciiTheme="minorHAnsi" w:eastAsiaTheme="majorEastAsia" w:hAnsiTheme="minorHAnsi" w:cstheme="majorBidi"/>
+      <w:rFonts w:ascii="Arial" w:hAnsi="Arial" w:cs="Arial" w:eastAsia="Arial"/>
       <w:color w:val="595959" w:themeColor="text1" w:themeTint="A6"/>
-      <w:sz w:val="24"/>
+      <w:sz w:val="21"/>
       <w:lang w:eastAsia="en-US"/>
     </w:rPr>
   </w:style>
@@ -1604,11 +1604,11 @@
       <w:outlineLvl w:val="7"/>
     </w:pPr>
     <w:rPr>
-      <w:rFonts w:asciiTheme="minorHAnsi" w:eastAsiaTheme="majorEastAsia" w:hAnsiTheme="minorHAnsi" w:cstheme="majorBidi"/>
+      <w:rFonts w:ascii="Arial" w:hAnsi="Arial" w:cs="Arial" w:eastAsia="Arial"/>
       <w:i/>
       <w:iCs/>
       <w:color w:val="272727" w:themeColor="text1" w:themeTint="D8"/>
-      <w:sz w:val="24"/>
+      <w:sz w:val="21"/>
       <w:lang w:eastAsia="en-US"/>
     </w:rPr>
   </w:style>
@@ -1629,9 +1629,9 @@
       <w:outlineLvl w:val="8"/>
     </w:pPr>
     <w:rPr>
-      <w:rFonts w:asciiTheme="minorHAnsi" w:eastAsiaTheme="majorEastAsia" w:hAnsiTheme="minorHAnsi" w:cstheme="majorBidi"/>
+      <w:rFonts w:ascii="Arial" w:hAnsi="Arial" w:cs="Arial" w:eastAsia="Arial"/>
       <w:color w:val="272727" w:themeColor="text1" w:themeTint="D8"/>
-      <w:sz w:val="24"/>
+      <w:sz w:val="21"/>
       <w:lang w:eastAsia="en-US"/>
     </w:rPr>
   </w:style>
@@ -1669,10 +1669,10 @@
     <w:uiPriority w:val="9"/>
     <w:rsid w:val="00C44E90"/>
     <w:rPr>
-      <w:rFonts w:asciiTheme="majorHAnsi" w:eastAsiaTheme="majorEastAsia" w:hAnsiTheme="majorHAnsi" w:cstheme="majorBidi"/>
+      <w:rFonts w:ascii="Arial" w:hAnsi="Arial" w:cs="Arial" w:eastAsia="Arial"/>
       <w:color w:val="0F4761" w:themeColor="accent1" w:themeShade="BF"/>
-      <w:sz w:val="40"/>
-      <w:szCs w:val="40"/>
+      <w:sz w:val="21"/>
+      <w:szCs w:val="21"/>
     </w:rPr>
   </w:style>
   <w:style w:type="character" w:customStyle="1" w:styleId="Heading2Char">
@@ -1683,10 +1683,10 @@
     <w:semiHidden/>
     <w:rsid w:val="00C44E90"/>
     <w:rPr>
-      <w:rFonts w:asciiTheme="majorHAnsi" w:eastAsiaTheme="majorEastAsia" w:hAnsiTheme="majorHAnsi" w:cstheme="majorBidi"/>
+      <w:rFonts w:ascii="Arial" w:hAnsi="Arial" w:cs="Arial" w:eastAsia="Arial"/>
       <w:color w:val="0F4761" w:themeColor="accent1" w:themeShade="BF"/>
-      <w:sz w:val="32"/>
-      <w:szCs w:val="32"/>
+      <w:sz w:val="21"/>
+      <w:szCs w:val="21"/>
     </w:rPr>
   </w:style>
   <w:style w:type="character" w:customStyle="1" w:styleId="Heading3Char">
@@ -1697,10 +1697,10 @@
     <w:semiHidden/>
     <w:rsid w:val="00C44E90"/>
     <w:rPr>
-      <w:rFonts w:eastAsiaTheme="majorEastAsia" w:cstheme="majorBidi"/>
+      <w:rFonts w:ascii="Arial" w:hAnsi="Arial" w:cs="Arial" w:eastAsia="Arial"/>
       <w:color w:val="0F4761" w:themeColor="accent1" w:themeShade="BF"/>
-      <w:sz w:val="28"/>
-      <w:szCs w:val="28"/>
+      <w:sz w:val="21"/>
+      <w:szCs w:val="21"/>
     </w:rPr>
   </w:style>
   <w:style w:type="character" w:customStyle="1" w:styleId="Heading4Char">
@@ -1711,7 +1711,7 @@
     <w:semiHidden/>
     <w:rsid w:val="00C44E90"/>
     <w:rPr>
-      <w:rFonts w:eastAsiaTheme="majorEastAsia" w:cstheme="majorBidi"/>
+      <w:rFonts w:ascii="Arial" w:hAnsi="Arial" w:cs="Arial" w:eastAsia="Arial"/>
       <w:i/>
       <w:iCs/>
       <w:color w:val="0F4761" w:themeColor="accent1" w:themeShade="BF"/>
@@ -1725,7 +1725,7 @@
     <w:semiHidden/>
     <w:rsid w:val="00C44E90"/>
     <w:rPr>
-      <w:rFonts w:eastAsiaTheme="majorEastAsia" w:cstheme="majorBidi"/>
+      <w:rFonts w:ascii="Arial" w:hAnsi="Arial" w:cs="Arial" w:eastAsia="Arial"/>
       <w:color w:val="0F4761" w:themeColor="accent1" w:themeShade="BF"/>
     </w:rPr>
   </w:style>
@@ -1737,7 +1737,7 @@
     <w:semiHidden/>
     <w:rsid w:val="00C44E90"/>
     <w:rPr>
-      <w:rFonts w:eastAsiaTheme="majorEastAsia" w:cstheme="majorBidi"/>
+      <w:rFonts w:ascii="Arial" w:hAnsi="Arial" w:cs="Arial" w:eastAsia="Arial"/>
       <w:i/>
       <w:iCs/>
       <w:color w:val="595959" w:themeColor="text1" w:themeTint="A6"/>
@@ -1751,7 +1751,7 @@
     <w:semiHidden/>
     <w:rsid w:val="00C44E90"/>
     <w:rPr>
-      <w:rFonts w:eastAsiaTheme="majorEastAsia" w:cstheme="majorBidi"/>
+      <w:rFonts w:ascii="Arial" w:hAnsi="Arial" w:cs="Arial" w:eastAsia="Arial"/>
       <w:color w:val="595959" w:themeColor="text1" w:themeTint="A6"/>
     </w:rPr>
   </w:style>
@@ -1763,7 +1763,7 @@
     <w:semiHidden/>
     <w:rsid w:val="00C44E90"/>
     <w:rPr>
-      <w:rFonts w:eastAsiaTheme="majorEastAsia" w:cstheme="majorBidi"/>
+      <w:rFonts w:ascii="Arial" w:hAnsi="Arial" w:cs="Arial" w:eastAsia="Arial"/>
       <w:i/>
       <w:iCs/>
       <w:color w:val="272727" w:themeColor="text1" w:themeTint="D8"/>
@@ -1777,7 +1777,7 @@
     <w:semiHidden/>
     <w:rsid w:val="00C44E90"/>
     <w:rPr>
-      <w:rFonts w:eastAsiaTheme="majorEastAsia" w:cstheme="majorBidi"/>
+      <w:rFonts w:ascii="Arial" w:hAnsi="Arial" w:cs="Arial" w:eastAsia="Arial"/>
       <w:color w:val="272727" w:themeColor="text1" w:themeTint="D8"/>
     </w:rPr>
   </w:style>
@@ -1794,12 +1794,12 @@
       <w:contextualSpacing/>
     </w:pPr>
     <w:rPr>
-      <w:rFonts w:asciiTheme="majorHAnsi" w:eastAsiaTheme="majorEastAsia" w:hAnsiTheme="majorHAnsi" w:cstheme="majorBidi"/>
+      <w:rFonts w:ascii="Arial" w:hAnsi="Arial" w:cs="Arial" w:eastAsia="Arial"/>
       <w:color w:val="auto"/>
       <w:spacing w:val="-10"/>
       <w:kern w:val="28"/>
-      <w:sz w:val="56"/>
-      <w:szCs w:val="56"/>
+      <w:sz w:val="21"/>
+      <w:szCs w:val="21"/>
       <w:lang w:eastAsia="en-US"/>
     </w:rPr>
   </w:style>
@@ -1810,11 +1810,11 @@
     <w:uiPriority w:val="10"/>
     <w:rsid w:val="00C44E90"/>
     <w:rPr>
-      <w:rFonts w:asciiTheme="majorHAnsi" w:eastAsiaTheme="majorEastAsia" w:hAnsiTheme="majorHAnsi" w:cstheme="majorBidi"/>
+      <w:rFonts w:ascii="Arial" w:hAnsi="Arial" w:cs="Arial" w:eastAsia="Arial"/>
       <w:spacing w:val="-10"/>
       <w:kern w:val="28"/>
-      <w:sz w:val="56"/>
-      <w:szCs w:val="56"/>
+      <w:sz w:val="21"/>
+      <w:szCs w:val="21"/>
     </w:rPr>
   </w:style>
   <w:style w:type="paragraph" w:styleId="Subtitle">
@@ -1832,11 +1832,11 @@
       <w:spacing w:line="278" w:lineRule="auto"/>
     </w:pPr>
     <w:rPr>
-      <w:rFonts w:asciiTheme="minorHAnsi" w:eastAsiaTheme="majorEastAsia" w:hAnsiTheme="minorHAnsi" w:cstheme="majorBidi"/>
+      <w:rFonts w:ascii="Arial" w:hAnsi="Arial" w:cs="Arial" w:eastAsia="Arial"/>
       <w:color w:val="595959" w:themeColor="text1" w:themeTint="A6"/>
       <w:spacing w:val="15"/>
-      <w:sz w:val="28"/>
-      <w:szCs w:val="28"/>
+      <w:sz w:val="21"/>
+      <w:szCs w:val="21"/>
       <w:lang w:eastAsia="en-US"/>
     </w:rPr>
   </w:style>
@@ -1847,11 +1847,11 @@
     <w:uiPriority w:val="11"/>
     <w:rsid w:val="00C44E90"/>
     <w:rPr>
-      <w:rFonts w:eastAsiaTheme="majorEastAsia" w:cstheme="majorBidi"/>
+      <w:rFonts w:ascii="Arial" w:hAnsi="Arial" w:cs="Arial" w:eastAsia="Arial"/>
       <w:color w:val="595959" w:themeColor="text1" w:themeTint="A6"/>
       <w:spacing w:val="15"/>
-      <w:sz w:val="28"/>
-      <w:szCs w:val="28"/>
+      <w:sz w:val="21"/>
+      <w:szCs w:val="21"/>
     </w:rPr>
   </w:style>
   <w:style w:type="paragraph" w:styleId="Quote">
@@ -1867,11 +1867,11 @@
       <w:jc w:val="center"/>
     </w:pPr>
     <w:rPr>
-      <w:rFonts w:asciiTheme="minorHAnsi" w:eastAsiaTheme="minorHAnsi" w:hAnsiTheme="minorHAnsi" w:cstheme="minorBidi"/>
+      <w:rFonts w:ascii="Arial" w:hAnsi="Arial" w:cs="Arial" w:eastAsia="Arial"/>
       <w:i/>
       <w:iCs/>
       <w:color w:val="404040" w:themeColor="text1" w:themeTint="BF"/>
-      <w:sz w:val="24"/>
+      <w:sz w:val="21"/>
       <w:lang w:eastAsia="en-US"/>
     </w:rPr>
   </w:style>
@@ -1899,9 +1899,9 @@
       <w:contextualSpacing/>
     </w:pPr>
     <w:rPr>
-      <w:rFonts w:asciiTheme="minorHAnsi" w:eastAsiaTheme="minorHAnsi" w:hAnsiTheme="minorHAnsi" w:cstheme="minorBidi"/>
+      <w:rFonts w:ascii="Arial" w:hAnsi="Arial" w:cs="Arial" w:eastAsia="Arial"/>
       <w:color w:val="auto"/>
-      <w:sz w:val="24"/>
+      <w:sz w:val="21"/>
       <w:lang w:eastAsia="en-US"/>
     </w:rPr>
   </w:style>
@@ -1935,11 +1935,11 @@
       <w:jc w:val="center"/>
     </w:pPr>
     <w:rPr>
-      <w:rFonts w:asciiTheme="minorHAnsi" w:eastAsiaTheme="minorHAnsi" w:hAnsiTheme="minorHAnsi" w:cstheme="minorBidi"/>
+      <w:rFonts w:ascii="Arial" w:hAnsi="Arial" w:cs="Arial" w:eastAsia="Arial"/>
       <w:i/>
       <w:iCs/>
       <w:color w:val="0F4761" w:themeColor="accent1" w:themeShade="BF"/>
-      <w:sz w:val="24"/>
+      <w:sz w:val="21"/>
       <w:lang w:eastAsia="en-US"/>
     </w:rPr>
   </w:style>
@@ -1976,7 +1976,7 @@
       <w:spacing w:after="0" w:line="240" w:lineRule="auto"/>
     </w:pPr>
     <w:rPr>
-      <w:rFonts w:eastAsiaTheme="minorEastAsia"/>
+      <w:rFonts w:ascii="Arial" w:hAnsi="Arial" w:cs="Arial" w:eastAsia="Arial"/>
       <w:lang w:eastAsia="en-IN"/>
     </w:rPr>
     <w:tblPr>
